--- a/backend/word_templates/自有资金/材料（设备）采购/补充协议/2.用章申请表.docx
+++ b/backend/word_templates/自有资金/材料（设备）采购/补充协议/2.用章申请表.docx
@@ -27,8 +27,6 @@
           <w:szCs w:val="26"/>
         </w:rPr>
       </w:pPr>
-      <w:bookmarkStart w:id="0" w:name="_GoBack"/>
-      <w:bookmarkEnd w:id="0"/>
       <w:r>
         <w:rPr>
           <w:rFonts w:hint="eastAsia" w:ascii="宋体" w:hAnsi="宋体" w:eastAsia="宋体" w:cs="宋体"/>
@@ -933,6 +931,7 @@
                 <w:rFonts w:hint="eastAsia" w:ascii="宋体" w:hAnsi="宋体" w:eastAsia="宋体" w:cs="宋体"/>
                 <w:b w:val="0"/>
                 <w:bCs/>
+                <w:color w:val="0000FF"/>
                 <w:sz w:val="21"/>
                 <w:szCs w:val="24"/>
                 <w:vertAlign w:val="baseline"/>
@@ -944,6 +943,7 @@
                 <w:rFonts w:hint="eastAsia" w:ascii="宋体" w:hAnsi="宋体" w:eastAsia="宋体" w:cs="宋体"/>
                 <w:b w:val="0"/>
                 <w:bCs/>
+                <w:color w:val="0000FF"/>
                 <w:sz w:val="21"/>
                 <w:szCs w:val="24"/>
                 <w:vertAlign w:val="baseline"/>
@@ -963,6 +963,7 @@
                 <w:rFonts w:hint="eastAsia" w:ascii="宋体" w:hAnsi="宋体" w:eastAsia="宋体" w:cs="宋体"/>
                 <w:b w:val="0"/>
                 <w:bCs/>
+                <w:color w:val="0000FF"/>
                 <w:sz w:val="21"/>
                 <w:szCs w:val="24"/>
                 <w:vertAlign w:val="baseline"/>
@@ -974,6 +975,7 @@
                 <w:rFonts w:hint="eastAsia" w:ascii="宋体" w:hAnsi="宋体" w:eastAsia="宋体" w:cs="宋体"/>
                 <w:b w:val="0"/>
                 <w:bCs/>
+                <w:color w:val="0000FF"/>
                 <w:sz w:val="21"/>
                 <w:szCs w:val="24"/>
                 <w:vertAlign w:val="baseline"/>
@@ -1004,12 +1006,25 @@
                 <w:rFonts w:hint="eastAsia" w:ascii="宋体" w:hAnsi="宋体" w:eastAsia="宋体" w:cs="宋体"/>
                 <w:b w:val="0"/>
                 <w:bCs/>
+                <w:color w:val="0000FF"/>
                 <w:sz w:val="21"/>
                 <w:szCs w:val="24"/>
                 <w:vertAlign w:val="baseline"/>
                 <w:lang w:val="en-US" w:eastAsia="zh-CN"/>
               </w:rPr>
-              <w:t>{{chengjiao_jine}}元</w:t>
+              <w:t>{{chengjiao_jine}}</w:t>
+            </w:r>
+            <w:r>
+              <w:rPr>
+                <w:rFonts w:hint="eastAsia" w:ascii="宋体" w:hAnsi="宋体" w:eastAsia="宋体" w:cs="宋体"/>
+                <w:b w:val="0"/>
+                <w:bCs/>
+                <w:sz w:val="21"/>
+                <w:szCs w:val="24"/>
+                <w:vertAlign w:val="baseline"/>
+                <w:lang w:val="en-US" w:eastAsia="zh-CN"/>
+              </w:rPr>
+              <w:t>元</w:t>
             </w:r>
           </w:p>
         </w:tc>
@@ -1688,6 +1703,8 @@
           <w:szCs w:val="32"/>
         </w:rPr>
       </w:pPr>
+      <w:bookmarkStart w:id="0" w:name="_GoBack"/>
+      <w:bookmarkEnd w:id="0"/>
     </w:p>
     <w:p>
       <w:pPr>
@@ -2306,7 +2323,6 @@
     <w:qFormat/>
     <w:uiPriority w:val="0"/>
     <w:tblPr>
-      <w:tblStyle w:val="8"/>
       <w:tblCellMar>
         <w:top w:w="0" w:type="dxa"/>
         <w:left w:w="108" w:type="dxa"/>
@@ -2391,7 +2407,6 @@
     <w:qFormat/>
     <w:uiPriority w:val="0"/>
     <w:tblPr>
-      <w:tblStyle w:val="8"/>
       <w:tblCellMar>
         <w:top w:w="0" w:type="dxa"/>
         <w:left w:w="0" w:type="dxa"/>
